--- a/src/content/bios-processed/Wyndham White-E 2012.docx
+++ b/src/content/bios-processed/Wyndham White-E 2012.docx
@@ -14,481 +14,7 @@
         </w:rPr>
       </w:pPr>
       <w:r>
-        <w:rPr>
-          <w:rFonts w:ascii="Times New Roman" w:hAnsi="Times New Roman" w:cs="Times New Roman"/>
-          <w:b/>
-          <w:sz w:val="24"/>
-          <w:szCs w:val="24"/>
-        </w:rPr>
-        <w:t xml:space="preserve">WYNDHAM </w:t>
-      </w:r>
-      <w:r>
-        <w:rPr>
-          <w:rFonts w:ascii="Times New Roman" w:hAnsi="Times New Roman" w:cs="Times New Roman"/>
-          <w:b/>
-          <w:sz w:val="24"/>
-          <w:szCs w:val="24"/>
-        </w:rPr>
-        <w:t>WHITE, Eric</w:t>
-      </w:r>
-      <w:r>
-        <w:rPr>
-          <w:rFonts w:ascii="Times New Roman" w:hAnsi="Times New Roman" w:cs="Times New Roman"/>
-          <w:b/>
-          <w:sz w:val="24"/>
-          <w:szCs w:val="24"/>
-        </w:rPr>
-        <w:t xml:space="preserve"> </w:t>
-      </w:r>
-      <w:r>
-        <w:rPr>
-          <w:rFonts w:ascii="Times New Roman" w:hAnsi="Times New Roman" w:cs="Times New Roman"/>
-          <w:b/>
-          <w:sz w:val="24"/>
-          <w:szCs w:val="24"/>
-        </w:rPr>
-        <w:t>Henry</w:t>
-      </w:r>
-      <w:r>
-        <w:rPr>
-          <w:rFonts w:ascii="Times New Roman" w:hAnsi="Times New Roman" w:cs="Times New Roman"/>
-          <w:b/>
-          <w:sz w:val="24"/>
-          <w:szCs w:val="24"/>
-        </w:rPr>
-        <w:t xml:space="preserve">, British </w:t>
-      </w:r>
-      <w:r>
-        <w:rPr>
-          <w:rFonts w:ascii="Times New Roman" w:hAnsi="Times New Roman" w:cs="Times New Roman"/>
-          <w:b/>
-          <w:sz w:val="24"/>
-          <w:szCs w:val="24"/>
-        </w:rPr>
-        <w:t>civil servant and first</w:t>
-      </w:r>
-      <w:r>
-        <w:rPr>
-          <w:rFonts w:ascii="Times New Roman" w:hAnsi="Times New Roman" w:cs="Times New Roman"/>
-          <w:b/>
-          <w:sz w:val="24"/>
-          <w:szCs w:val="24"/>
-        </w:rPr>
-        <w:t xml:space="preserve"> Executive </w:t>
-      </w:r>
-      <w:r>
-        <w:rPr>
-          <w:rFonts w:ascii="Times New Roman" w:hAnsi="Times New Roman" w:cs="Times New Roman"/>
-          <w:b/>
-          <w:sz w:val="24"/>
-          <w:szCs w:val="24"/>
-        </w:rPr>
-        <w:t>S</w:t>
-      </w:r>
-      <w:r>
-        <w:rPr>
-          <w:rFonts w:ascii="Times New Roman" w:hAnsi="Times New Roman" w:cs="Times New Roman"/>
-          <w:b/>
-          <w:sz w:val="24"/>
-          <w:szCs w:val="24"/>
-        </w:rPr>
-        <w:t xml:space="preserve">ecretary </w:t>
-      </w:r>
-      <w:r>
-        <w:rPr>
-          <w:rFonts w:ascii="Times New Roman" w:hAnsi="Times New Roman" w:cs="Times New Roman"/>
-          <w:b/>
-          <w:sz w:val="24"/>
-          <w:szCs w:val="24"/>
-        </w:rPr>
-        <w:t>(1948-</w:t>
-      </w:r>
-      <w:r>
-        <w:rPr>
-          <w:rFonts w:ascii="Times New Roman" w:hAnsi="Times New Roman" w:cs="Times New Roman"/>
-          <w:b/>
-          <w:sz w:val="24"/>
-          <w:szCs w:val="24"/>
-        </w:rPr>
-        <w:t>19</w:t>
-      </w:r>
-      <w:r>
-        <w:rPr>
-          <w:rFonts w:ascii="Times New Roman" w:hAnsi="Times New Roman" w:cs="Times New Roman"/>
-          <w:b/>
-          <w:sz w:val="24"/>
-          <w:szCs w:val="24"/>
-        </w:rPr>
-        <w:t xml:space="preserve">65) </w:t>
-      </w:r>
-      <w:r>
-        <w:rPr>
-          <w:rFonts w:ascii="Times New Roman" w:hAnsi="Times New Roman" w:cs="Times New Roman"/>
-          <w:b/>
-          <w:sz w:val="24"/>
-          <w:szCs w:val="24"/>
-        </w:rPr>
-        <w:t>and</w:t>
-      </w:r>
-      <w:r>
-        <w:rPr>
-          <w:rFonts w:ascii="Times New Roman" w:hAnsi="Times New Roman" w:cs="Times New Roman"/>
-          <w:b/>
-          <w:sz w:val="24"/>
-          <w:szCs w:val="24"/>
-        </w:rPr>
-        <w:t xml:space="preserve"> Director-General (1965-</w:t>
-      </w:r>
-      <w:r>
-        <w:rPr>
-          <w:rFonts w:ascii="Times New Roman" w:hAnsi="Times New Roman" w:cs="Times New Roman"/>
-          <w:b/>
-          <w:sz w:val="24"/>
-          <w:szCs w:val="24"/>
-        </w:rPr>
-        <w:t>19</w:t>
-      </w:r>
-      <w:r>
-        <w:rPr>
-          <w:rFonts w:ascii="Times New Roman" w:hAnsi="Times New Roman" w:cs="Times New Roman"/>
-          <w:b/>
-          <w:sz w:val="24"/>
-          <w:szCs w:val="24"/>
-        </w:rPr>
-        <w:t xml:space="preserve">68) </w:t>
-      </w:r>
-      <w:r>
-        <w:rPr>
-          <w:rFonts w:ascii="Times New Roman" w:hAnsi="Times New Roman" w:cs="Times New Roman"/>
-          <w:b/>
-          <w:sz w:val="24"/>
-          <w:szCs w:val="24"/>
-        </w:rPr>
-        <w:t>of the General Agreement on T</w:t>
-      </w:r>
-      <w:r>
-        <w:rPr>
-          <w:rFonts w:ascii="Times New Roman" w:hAnsi="Times New Roman" w:cs="Times New Roman"/>
-          <w:b/>
-          <w:sz w:val="24"/>
-          <w:szCs w:val="24"/>
-        </w:rPr>
-        <w:t>ariffs and Trade</w:t>
-      </w:r>
-      <w:r>
-        <w:rPr>
-          <w:rFonts w:ascii="Times New Roman" w:hAnsi="Times New Roman" w:cs="Times New Roman"/>
-          <w:b/>
-          <w:sz w:val="24"/>
-          <w:szCs w:val="24"/>
-        </w:rPr>
-        <w:t xml:space="preserve"> (GATT)</w:t>
-      </w:r>
-      <w:r>
-        <w:rPr>
-          <w:rFonts w:ascii="Times New Roman" w:hAnsi="Times New Roman" w:cs="Times New Roman"/>
-          <w:b/>
-          <w:sz w:val="24"/>
-          <w:szCs w:val="24"/>
-        </w:rPr>
-        <w:t>,</w:t>
-      </w:r>
-      <w:r>
-        <w:rPr>
-          <w:rFonts w:ascii="Times New Roman" w:hAnsi="Times New Roman" w:cs="Times New Roman"/>
-          <w:b/>
-          <w:sz w:val="24"/>
-          <w:szCs w:val="24"/>
-        </w:rPr>
-        <w:t xml:space="preserve"> </w:t>
-      </w:r>
-      <w:r>
-        <w:rPr>
-          <w:rFonts w:ascii="Times New Roman" w:hAnsi="Times New Roman" w:cs="Times New Roman"/>
-          <w:b/>
-          <w:sz w:val="24"/>
-          <w:szCs w:val="24"/>
-        </w:rPr>
-        <w:t xml:space="preserve">was </w:t>
-      </w:r>
-      <w:r>
-        <w:rPr>
-          <w:rFonts w:ascii="Times New Roman" w:hAnsi="Times New Roman" w:cs="Times New Roman"/>
-          <w:b/>
-          <w:sz w:val="24"/>
-          <w:szCs w:val="24"/>
-        </w:rPr>
-        <w:t>born on 26</w:t>
-      </w:r>
-      <w:r>
-        <w:rPr>
-          <w:rFonts w:ascii="Times New Roman" w:hAnsi="Times New Roman" w:cs="Times New Roman"/>
-          <w:b/>
-          <w:sz w:val="24"/>
-          <w:szCs w:val="24"/>
-        </w:rPr>
-        <w:t xml:space="preserve"> January 1913 </w:t>
-      </w:r>
-      <w:r>
-        <w:rPr>
-          <w:rFonts w:ascii="Times New Roman" w:hAnsi="Times New Roman" w:cs="Times New Roman"/>
-          <w:b/>
-          <w:sz w:val="24"/>
-          <w:szCs w:val="24"/>
-        </w:rPr>
-        <w:t>in London</w:t>
-      </w:r>
-      <w:r>
-        <w:rPr>
-          <w:rFonts w:ascii="Times New Roman" w:hAnsi="Times New Roman" w:cs="Times New Roman"/>
-          <w:b/>
-          <w:sz w:val="24"/>
-          <w:szCs w:val="24"/>
-        </w:rPr>
-        <w:t>, United Kingdom,</w:t>
-      </w:r>
-      <w:r>
-        <w:rPr>
-          <w:rFonts w:ascii="Times New Roman" w:hAnsi="Times New Roman" w:cs="Times New Roman"/>
-          <w:b/>
-          <w:sz w:val="24"/>
-          <w:szCs w:val="24"/>
-        </w:rPr>
-        <w:t xml:space="preserve"> </w:t>
-      </w:r>
-      <w:r>
-        <w:rPr>
-          <w:rFonts w:ascii="Times New Roman" w:hAnsi="Times New Roman" w:cs="Times New Roman"/>
-          <w:b/>
-          <w:sz w:val="24"/>
-          <w:szCs w:val="24"/>
-        </w:rPr>
-        <w:t>and</w:t>
-      </w:r>
-      <w:r>
-        <w:rPr>
-          <w:rFonts w:ascii="Times New Roman" w:hAnsi="Times New Roman" w:cs="Times New Roman"/>
-          <w:b/>
-          <w:sz w:val="24"/>
-          <w:szCs w:val="24"/>
-        </w:rPr>
-        <w:t xml:space="preserve"> died on 2</w:t>
-      </w:r>
-      <w:r>
-        <w:rPr>
-          <w:rFonts w:ascii="Times New Roman" w:hAnsi="Times New Roman" w:cs="Times New Roman"/>
-          <w:b/>
-          <w:sz w:val="24"/>
-          <w:szCs w:val="24"/>
-        </w:rPr>
-        <w:t>7 January 1980</w:t>
-      </w:r>
-      <w:r>
-        <w:rPr>
-          <w:rFonts w:ascii="Times New Roman" w:hAnsi="Times New Roman" w:cs="Times New Roman"/>
-          <w:b/>
-          <w:sz w:val="24"/>
-          <w:szCs w:val="24"/>
-        </w:rPr>
-        <w:t xml:space="preserve"> in </w:t>
-      </w:r>
-      <w:r>
-        <w:rPr>
-          <w:rFonts w:ascii="Times New Roman" w:hAnsi="Times New Roman" w:cs="Times New Roman"/>
-          <w:b/>
-          <w:sz w:val="24"/>
-          <w:szCs w:val="24"/>
-        </w:rPr>
-        <w:t xml:space="preserve">Ferney-Voltaire, </w:t>
-      </w:r>
-      <w:r>
-        <w:rPr>
-          <w:rFonts w:ascii="Times New Roman" w:hAnsi="Times New Roman" w:cs="Times New Roman"/>
-          <w:b/>
-          <w:sz w:val="24"/>
-          <w:szCs w:val="24"/>
-        </w:rPr>
-        <w:t>France.</w:t>
-      </w:r>
-      <w:r>
-        <w:rPr>
-          <w:rFonts w:ascii="Times New Roman" w:hAnsi="Times New Roman" w:cs="Times New Roman"/>
-          <w:b/>
-          <w:sz w:val="24"/>
-          <w:szCs w:val="24"/>
-        </w:rPr>
-        <w:t xml:space="preserve"> </w:t>
-      </w:r>
-      <w:r>
-        <w:rPr>
-          <w:rFonts w:ascii="Times New Roman" w:hAnsi="Times New Roman" w:cs="Times New Roman"/>
-          <w:b/>
-          <w:sz w:val="24"/>
-          <w:szCs w:val="24"/>
-        </w:rPr>
-        <w:t>He was the s</w:t>
-      </w:r>
-      <w:r>
-        <w:rPr>
-          <w:rFonts w:ascii="Times New Roman" w:hAnsi="Times New Roman" w:cs="Times New Roman"/>
-          <w:b/>
-          <w:sz w:val="24"/>
-          <w:szCs w:val="24"/>
-        </w:rPr>
-        <w:t>on of Henry Wyndham White</w:t>
-      </w:r>
-      <w:r>
-        <w:rPr>
-          <w:rFonts w:ascii="Times New Roman" w:hAnsi="Times New Roman" w:cs="Times New Roman"/>
-          <w:b/>
-          <w:sz w:val="24"/>
-          <w:szCs w:val="24"/>
-        </w:rPr>
-        <w:t xml:space="preserve">, </w:t>
-      </w:r>
-      <w:r>
-        <w:rPr>
-          <w:rFonts w:ascii="Times New Roman" w:hAnsi="Times New Roman" w:cs="Times New Roman"/>
-          <w:b/>
-          <w:sz w:val="24"/>
-          <w:szCs w:val="24"/>
-        </w:rPr>
-        <w:t>barrister-at-law</w:t>
-      </w:r>
-      <w:r>
-        <w:rPr>
-          <w:rFonts w:ascii="Times New Roman" w:hAnsi="Times New Roman" w:cs="Times New Roman"/>
-          <w:b/>
-          <w:sz w:val="24"/>
-          <w:szCs w:val="24"/>
-        </w:rPr>
-        <w:t>,</w:t>
-      </w:r>
-      <w:r>
-        <w:rPr>
-          <w:rFonts w:ascii="Times New Roman" w:hAnsi="Times New Roman" w:cs="Times New Roman"/>
-          <w:b/>
-          <w:sz w:val="24"/>
-          <w:szCs w:val="24"/>
-        </w:rPr>
-        <w:t xml:space="preserve"> and Helen </w:t>
-      </w:r>
-      <w:r>
-        <w:rPr>
-          <w:rFonts w:ascii="Times New Roman" w:hAnsi="Times New Roman" w:cs="Times New Roman"/>
-          <w:b/>
-          <w:sz w:val="24"/>
-          <w:szCs w:val="24"/>
-        </w:rPr>
-        <w:t>Peppiatt</w:t>
-      </w:r>
-      <w:r>
-        <w:rPr>
-          <w:rFonts w:ascii="Times New Roman" w:hAnsi="Times New Roman" w:cs="Times New Roman"/>
-          <w:b/>
-          <w:sz w:val="24"/>
-          <w:szCs w:val="24"/>
-        </w:rPr>
-        <w:t xml:space="preserve">. </w:t>
-      </w:r>
-      <w:r>
-        <w:rPr>
-          <w:rFonts w:ascii="Times New Roman" w:hAnsi="Times New Roman" w:cs="Times New Roman"/>
-          <w:b/>
-          <w:sz w:val="24"/>
-          <w:szCs w:val="24"/>
-        </w:rPr>
-        <w:t>On 12 November 1947 h</w:t>
-      </w:r>
-      <w:r>
-        <w:rPr>
-          <w:rFonts w:ascii="Times New Roman" w:hAnsi="Times New Roman" w:cs="Times New Roman"/>
-          <w:b/>
-          <w:sz w:val="24"/>
-          <w:szCs w:val="24"/>
-        </w:rPr>
-        <w:t xml:space="preserve">e married </w:t>
-      </w:r>
-      <w:r>
-        <w:rPr>
-          <w:rFonts w:ascii="Times New Roman" w:hAnsi="Times New Roman" w:cs="Times New Roman"/>
-          <w:b/>
-          <w:sz w:val="24"/>
-          <w:szCs w:val="24"/>
-        </w:rPr>
-        <w:t>Tina Gibson, American actress</w:t>
-      </w:r>
-      <w:r>
-        <w:rPr>
-          <w:rFonts w:ascii="Times New Roman" w:hAnsi="Times New Roman" w:cs="Times New Roman"/>
-          <w:b/>
-          <w:sz w:val="24"/>
-          <w:szCs w:val="24"/>
-        </w:rPr>
-        <w:t xml:space="preserve"> (professional name Tina Thayer)</w:t>
-      </w:r>
-      <w:r>
-        <w:rPr>
-          <w:rFonts w:ascii="Times New Roman" w:hAnsi="Times New Roman" w:cs="Times New Roman"/>
-          <w:b/>
-          <w:sz w:val="24"/>
-          <w:szCs w:val="24"/>
-        </w:rPr>
-        <w:t>, in New York City</w:t>
-      </w:r>
-      <w:r>
-        <w:rPr>
-          <w:rFonts w:ascii="Times New Roman" w:hAnsi="Times New Roman" w:cs="Times New Roman"/>
-          <w:b/>
-          <w:sz w:val="24"/>
-          <w:szCs w:val="24"/>
-        </w:rPr>
-        <w:t xml:space="preserve">. </w:t>
-      </w:r>
-      <w:r>
-        <w:rPr>
-          <w:rFonts w:ascii="Times New Roman" w:hAnsi="Times New Roman" w:cs="Times New Roman"/>
-          <w:b/>
-          <w:sz w:val="24"/>
-          <w:szCs w:val="24"/>
-        </w:rPr>
-        <w:t>They had two daughters and</w:t>
-      </w:r>
-      <w:r>
-        <w:rPr>
-          <w:rFonts w:ascii="Times New Roman" w:hAnsi="Times New Roman" w:cs="Times New Roman"/>
-          <w:b/>
-          <w:sz w:val="24"/>
-          <w:szCs w:val="24"/>
-        </w:rPr>
-        <w:t xml:space="preserve"> divorced</w:t>
-      </w:r>
-      <w:r>
-        <w:rPr>
-          <w:rFonts w:ascii="Times New Roman" w:hAnsi="Times New Roman" w:cs="Times New Roman"/>
-          <w:b/>
-          <w:sz w:val="24"/>
-          <w:szCs w:val="24"/>
-        </w:rPr>
-        <w:t xml:space="preserve"> </w:t>
-      </w:r>
-      <w:r>
-        <w:rPr>
-          <w:rFonts w:ascii="Times New Roman" w:hAnsi="Times New Roman" w:cs="Times New Roman"/>
-          <w:b/>
-          <w:sz w:val="24"/>
-          <w:szCs w:val="24"/>
-        </w:rPr>
-        <w:t>after 1964</w:t>
-      </w:r>
-      <w:r>
-        <w:rPr>
-          <w:rFonts w:ascii="Times New Roman" w:hAnsi="Times New Roman" w:cs="Times New Roman"/>
-          <w:b/>
-          <w:sz w:val="24"/>
-          <w:szCs w:val="24"/>
-        </w:rPr>
-        <w:t>.</w:t>
+        <w:t xml:space="preserve">WYNDHAM WHITE, Eric Henry, British civil servant, first Executive Secretary of the General Agreement on Tariffs and Trade (GATT) 1948-1965 and Director-General of the General Agreement on Tariffs and Trade (GATT) 1965-1968, was born on 26 January 1913 in London, United Kingdom, and died on 27 January 1980 in Ferney-Voltaire, France. He was the son of Henry Wyndham White, barrister-at-law, and Helen Peppiatt. On 12 November 1947 he married Tina Gibson, American actress (professional name Tina Thayer), in New York City. They had two daughters and divorced after 1964.</w:t>
       </w:r>
     </w:p>
     <w:p>
